--- a/基础职业-守望者.docx
+++ b/基础职业-守望者.docx
@@ -6469,12 +6469,6 @@
             <w:insideH w:val="single" w:color="auto" w:sz="4" w:space="0"/>
             <w:insideV w:val="single" w:color="auto" w:sz="4" w:space="0"/>
           </w:tblBorders>
-          <w:tblCellMar>
-            <w:top w:w="0" w:type="dxa"/>
-            <w:left w:w="108" w:type="dxa"/>
-            <w:bottom w:w="0" w:type="dxa"/>
-            <w:right w:w="108" w:type="dxa"/>
-          </w:tblCellMar>
         </w:tblPrEx>
         <w:tc>
           <w:tcPr>
@@ -8589,6 +8583,12 @@
             <w:insideH w:val="single" w:color="auto" w:sz="4" w:space="0"/>
             <w:insideV w:val="single" w:color="auto" w:sz="4" w:space="0"/>
           </w:tblBorders>
+          <w:tblCellMar>
+            <w:top w:w="0" w:type="dxa"/>
+            <w:left w:w="108" w:type="dxa"/>
+            <w:bottom w:w="0" w:type="dxa"/>
+            <w:right w:w="108" w:type="dxa"/>
+          </w:tblCellMar>
         </w:tblPrEx>
         <w:tc>
           <w:tcPr>
@@ -11009,6 +11009,12 @@
             <w:insideH w:val="single" w:color="auto" w:sz="4" w:space="0"/>
             <w:insideV w:val="single" w:color="auto" w:sz="4" w:space="0"/>
           </w:tblBorders>
+          <w:tblCellMar>
+            <w:top w:w="0" w:type="dxa"/>
+            <w:left w:w="108" w:type="dxa"/>
+            <w:bottom w:w="0" w:type="dxa"/>
+            <w:right w:w="108" w:type="dxa"/>
+          </w:tblCellMar>
         </w:tblPrEx>
         <w:tc>
           <w:tcPr>
@@ -18715,12 +18721,6 @@
             <w:insideH w:val="single" w:color="auto" w:sz="4" w:space="0"/>
             <w:insideV w:val="single" w:color="auto" w:sz="4" w:space="0"/>
           </w:tblBorders>
-          <w:tblCellMar>
-            <w:top w:w="0" w:type="dxa"/>
-            <w:left w:w="108" w:type="dxa"/>
-            <w:bottom w:w="0" w:type="dxa"/>
-            <w:right w:w="108" w:type="dxa"/>
-          </w:tblCellMar>
         </w:tblPrEx>
         <w:tc>
           <w:tcPr>
@@ -21599,12 +21599,6 @@
             <w:insideH w:val="single" w:color="auto" w:sz="4" w:space="0"/>
             <w:insideV w:val="single" w:color="auto" w:sz="4" w:space="0"/>
           </w:tblBorders>
-          <w:tblCellMar>
-            <w:top w:w="0" w:type="dxa"/>
-            <w:left w:w="108" w:type="dxa"/>
-            <w:bottom w:w="0" w:type="dxa"/>
-            <w:right w:w="108" w:type="dxa"/>
-          </w:tblCellMar>
         </w:tblPrEx>
         <w:trPr>
           <w:trHeight w:val="264" w:hRule="atLeast"/>
@@ -24219,12 +24213,6 @@
             <w:insideH w:val="single" w:color="auto" w:sz="4" w:space="0"/>
             <w:insideV w:val="single" w:color="auto" w:sz="4" w:space="0"/>
           </w:tblBorders>
-          <w:tblCellMar>
-            <w:top w:w="0" w:type="dxa"/>
-            <w:left w:w="108" w:type="dxa"/>
-            <w:bottom w:w="0" w:type="dxa"/>
-            <w:right w:w="108" w:type="dxa"/>
-          </w:tblCellMar>
         </w:tblPrEx>
         <w:tc>
           <w:tcPr>
@@ -24657,7 +24645,7 @@
                 <w:sz w:val="24"/>
                 <w:lang w:val="en-US" w:eastAsia="zh-CN"/>
               </w:rPr>
-              <w:t>1</w:t>
+              <w:t>-</w:t>
             </w:r>
           </w:p>
         </w:tc>
@@ -25011,94 +24999,6 @@
                 <w:sz w:val="24"/>
               </w:rPr>
               <w:t>2.持续时间内你无法进行全速移动</w:t>
-            </w:r>
-          </w:p>
-        </w:tc>
-      </w:tr>
-      <w:tr>
-        <w:tblPrEx>
-          <w:tblBorders>
-            <w:top w:val="single" w:color="auto" w:sz="4" w:space="0"/>
-            <w:left w:val="single" w:color="auto" w:sz="4" w:space="0"/>
-            <w:bottom w:val="single" w:color="auto" w:sz="4" w:space="0"/>
-            <w:right w:val="single" w:color="auto" w:sz="4" w:space="0"/>
-            <w:insideH w:val="single" w:color="auto" w:sz="4" w:space="0"/>
-            <w:insideV w:val="single" w:color="auto" w:sz="4" w:space="0"/>
-          </w:tblBorders>
-          <w:tblCellMar>
-            <w:top w:w="0" w:type="dxa"/>
-            <w:left w:w="108" w:type="dxa"/>
-            <w:bottom w:w="0" w:type="dxa"/>
-            <w:right w:w="108" w:type="dxa"/>
-          </w:tblCellMar>
-        </w:tblPrEx>
-        <w:tc>
-          <w:tcPr>
-            <w:tcW w:w="8522" w:type="dxa"/>
-            <w:gridSpan w:val="2"/>
-            <w:shd w:val="clear" w:color="auto" w:fill="B1D6FF"/>
-          </w:tcPr>
-          <w:p>
-            <w:pPr>
-              <w:pStyle w:val="5"/>
-              <w:ind w:firstLine="0" w:firstLineChars="0"/>
-              <w:rPr>
-                <w:rFonts w:ascii="楷体" w:hAnsi="楷体" w:eastAsia="楷体" w:cs="楷体"/>
-                <w:kern w:val="0"/>
-                <w:sz w:val="24"/>
-              </w:rPr>
-            </w:pPr>
-            <w:r>
-              <w:rPr>
-                <w:rFonts w:hint="eastAsia" w:ascii="楷体" w:hAnsi="楷体" w:eastAsia="楷体" w:cs="楷体"/>
-                <w:kern w:val="0"/>
-                <w:sz w:val="24"/>
-              </w:rPr>
-              <w:t>你的守望者职业等级到达6级时：承受的伤害值改为在结算后-3</w:t>
-            </w:r>
-          </w:p>
-        </w:tc>
-      </w:tr>
-      <w:tr>
-        <w:tblPrEx>
-          <w:tblBorders>
-            <w:top w:val="single" w:color="auto" w:sz="4" w:space="0"/>
-            <w:left w:val="single" w:color="auto" w:sz="4" w:space="0"/>
-            <w:bottom w:val="single" w:color="auto" w:sz="4" w:space="0"/>
-            <w:right w:val="single" w:color="auto" w:sz="4" w:space="0"/>
-            <w:insideH w:val="single" w:color="auto" w:sz="4" w:space="0"/>
-            <w:insideV w:val="single" w:color="auto" w:sz="4" w:space="0"/>
-          </w:tblBorders>
-          <w:tblCellMar>
-            <w:top w:w="0" w:type="dxa"/>
-            <w:left w:w="108" w:type="dxa"/>
-            <w:bottom w:w="0" w:type="dxa"/>
-            <w:right w:w="108" w:type="dxa"/>
-          </w:tblCellMar>
-        </w:tblPrEx>
-        <w:tc>
-          <w:tcPr>
-            <w:tcW w:w="8522" w:type="dxa"/>
-            <w:gridSpan w:val="2"/>
-            <w:shd w:val="clear" w:color="auto" w:fill="B1D6FF"/>
-          </w:tcPr>
-          <w:p>
-            <w:pPr>
-              <w:pStyle w:val="5"/>
-              <w:ind w:firstLine="0" w:firstLineChars="0"/>
-              <w:rPr>
-                <w:rFonts w:ascii="楷体" w:hAnsi="楷体" w:eastAsia="楷体" w:cs="楷体"/>
-                <w:kern w:val="0"/>
-                <w:sz w:val="24"/>
-              </w:rPr>
-            </w:pPr>
-            <w:r>
-              <w:rPr>
-                <w:rFonts w:hint="eastAsia" w:ascii="楷体" w:hAnsi="楷体" w:eastAsia="楷体" w:cs="楷体"/>
-                <w:kern w:val="0"/>
-                <w:sz w:val="24"/>
-              </w:rPr>
-              <w:t>你的守望者职业等级到达12级时：承受的伤害值改为在结算后-4</w:t>
             </w:r>
           </w:p>
         </w:tc>
@@ -28223,9 +28123,10 @@
             <w:pPr>
               <w:jc w:val="left"/>
               <w:rPr>
-                <w:rFonts w:eastAsia="楷体"/>
-                <w:kern w:val="0"/>
-                <w:sz w:val="24"/>
+                <w:rFonts w:hint="eastAsia" w:eastAsia="楷体"/>
+                <w:kern w:val="0"/>
+                <w:sz w:val="24"/>
+                <w:lang w:val="en-US" w:eastAsia="zh-CN"/>
               </w:rPr>
             </w:pPr>
             <w:r>
@@ -28348,12 +28249,38 @@
                 <w:kern w:val="0"/>
                 <w:sz w:val="24"/>
               </w:rPr>
-              <w:t>在同一场战斗环节中每当你承受一种新的伤害类型后，你获得4点临时生命值，这些临时生命值不附加你的关键属性和其他增益效果，允许与其他临时生命值叠加</w:t>
+              <w:t>在同一场战斗环节中每当你承受一种新的伤害类型后，你获得</w:t>
+            </w:r>
+            <w:r>
+              <w:rPr>
+                <w:rFonts w:hint="eastAsia" w:ascii="楷体" w:hAnsi="楷体" w:eastAsia="楷体" w:cs="楷体"/>
+                <w:kern w:val="0"/>
+                <w:sz w:val="24"/>
+                <w:lang w:val="en-US" w:eastAsia="zh-CN"/>
+              </w:rPr>
+              <w:t>3</w:t>
+            </w:r>
+            <w:r>
+              <w:rPr>
+                <w:rFonts w:hint="eastAsia" w:ascii="楷体" w:hAnsi="楷体" w:eastAsia="楷体" w:cs="楷体"/>
+                <w:kern w:val="0"/>
+                <w:sz w:val="24"/>
+              </w:rPr>
+              <w:t>点临时生命值，这些临时生命值不附加你的关键属性和其他增益效果，允许与其他临时生命值叠加</w:t>
             </w:r>
           </w:p>
         </w:tc>
       </w:tr>
     </w:tbl>
+    <w:p>
+      <w:pPr>
+        <w:rPr>
+          <w:rFonts w:ascii="楷体" w:hAnsi="楷体" w:eastAsia="楷体"/>
+          <w:sz w:val="28"/>
+          <w:szCs w:val="28"/>
+        </w:rPr>
+      </w:pPr>
+    </w:p>
     <w:p>
       <w:pPr>
         <w:rPr>
@@ -30654,6 +30581,8 @@
           <w:szCs w:val="28"/>
         </w:rPr>
       </w:pPr>
+      <w:bookmarkStart w:id="6" w:name="_GoBack"/>
+      <w:bookmarkEnd w:id="6"/>
     </w:p>
     <w:tbl>
       <w:tblPr>
@@ -38192,8 +38121,6 @@
               </w:rPr>
               <w:t>主题</w:t>
             </w:r>
-            <w:bookmarkStart w:id="6" w:name="_GoBack"/>
-            <w:bookmarkEnd w:id="6"/>
             <w:r>
               <w:rPr>
                 <w:rFonts w:hint="eastAsia" w:ascii="楷体" w:hAnsi="楷体" w:eastAsia="楷体" w:cs="楷体"/>
@@ -38429,14 +38356,12 @@
       </w:tblGrid>
       <w:tr>
         <w:tblPrEx>
-          <w:tblBorders>
-            <w:top w:val="single" w:color="auto" w:sz="4" w:space="0"/>
-            <w:left w:val="single" w:color="auto" w:sz="4" w:space="0"/>
-            <w:bottom w:val="single" w:color="auto" w:sz="4" w:space="0"/>
-            <w:right w:val="single" w:color="auto" w:sz="4" w:space="0"/>
-            <w:insideH w:val="single" w:color="auto" w:sz="4" w:space="0"/>
-            <w:insideV w:val="single" w:color="auto" w:sz="4" w:space="0"/>
-          </w:tblBorders>
+          <w:tblCellMar>
+            <w:top w:w="0" w:type="dxa"/>
+            <w:left w:w="108" w:type="dxa"/>
+            <w:bottom w:w="0" w:type="dxa"/>
+            <w:right w:w="108" w:type="dxa"/>
+          </w:tblCellMar>
         </w:tblPrEx>
         <w:tc>
           <w:tcPr>
@@ -41123,14 +41048,6 @@
       </w:tblGrid>
       <w:tr>
         <w:tblPrEx>
-          <w:tblBorders>
-            <w:top w:val="single" w:color="auto" w:sz="4" w:space="0"/>
-            <w:left w:val="single" w:color="auto" w:sz="4" w:space="0"/>
-            <w:bottom w:val="single" w:color="auto" w:sz="4" w:space="0"/>
-            <w:right w:val="single" w:color="auto" w:sz="4" w:space="0"/>
-            <w:insideH w:val="single" w:color="auto" w:sz="4" w:space="0"/>
-            <w:insideV w:val="single" w:color="auto" w:sz="4" w:space="0"/>
-          </w:tblBorders>
           <w:tblCellMar>
             <w:top w:w="0" w:type="dxa"/>
             <w:left w:w="108" w:type="dxa"/>
@@ -45128,7 +45045,7 @@
     <w:lsdException w:unhideWhenUsed="0" w:uiPriority="0" w:semiHidden="0" w:name="HTML Sample"/>
     <w:lsdException w:unhideWhenUsed="0" w:uiPriority="0" w:semiHidden="0" w:name="HTML Typewriter"/>
     <w:lsdException w:unhideWhenUsed="0" w:uiPriority="0" w:semiHidden="0" w:name="HTML Variable"/>
-    <w:lsdException w:uiPriority="99" w:name="Normal Table"/>
+    <w:lsdException w:qFormat="1" w:uiPriority="99" w:name="Normal Table"/>
     <w:lsdException w:unhideWhenUsed="0" w:uiPriority="0" w:semiHidden="0" w:name="annotation subject"/>
     <w:lsdException w:unhideWhenUsed="0" w:uiPriority="0" w:semiHidden="0" w:name="Table Simple 1"/>
     <w:lsdException w:unhideWhenUsed="0" w:uiPriority="0" w:semiHidden="0" w:name="Table Simple 2"/>
@@ -45301,6 +45218,7 @@
     <w:name w:val="Normal Table"/>
     <w:semiHidden/>
     <w:unhideWhenUsed/>
+    <w:qFormat/>
     <w:uiPriority w:val="99"/>
     <w:tblPr>
       <w:tblCellMar>
